--- a/BaoCao.docx
+++ b/BaoCao.docx
@@ -55,6 +55,7 @@
       </w:pPr>
       <w:r>
         <w:rPr>
+          <w:noProof/>
           <w:lang w:val="vi-VN"/>
         </w:rPr>
         <w:drawing>
@@ -73,7 +74,7 @@
                     <pic:cNvPicPr/>
                   </pic:nvPicPr>
                   <pic:blipFill>
-                    <a:blip r:embed="rId4"/>
+                    <a:blip r:embed="rId5"/>
                     <a:stretch>
                       <a:fillRect/>
                     </a:stretch>
@@ -128,6 +129,7 @@
       </w:pPr>
       <w:r>
         <w:rPr>
+          <w:noProof/>
           <w:lang w:val="vi-VN"/>
         </w:rPr>
         <w:lastRenderedPageBreak/>
@@ -147,7 +149,7 @@
                     <pic:cNvPicPr/>
                   </pic:nvPicPr>
                   <pic:blipFill>
-                    <a:blip r:embed="rId5"/>
+                    <a:blip r:embed="rId6"/>
                     <a:stretch>
                       <a:fillRect/>
                     </a:stretch>
@@ -174,23 +176,6 @@
           <w:lang w:val="vi-VN"/>
         </w:rPr>
       </w:pPr>
-    </w:p>
-    <w:p>
-      <w:pPr>
-        <w:rPr>
-          <w:lang w:val="vi-VN"/>
-        </w:rPr>
-      </w:pPr>
-      <w:r>
-        <w:t>Bài 3 (1.0đ): Không có credential nào hardcode trong code - kiểm tra bằng grep</w:t>
-      </w:r>
-    </w:p>
-    <w:p>
-      <w:pPr>
-        <w:rPr>
-          <w:lang w:val="vi-VN"/>
-        </w:rPr>
-      </w:pPr>
       <w:r>
         <w:t>Bài 4 (2.0đ): Grid Console UI hiển thị 3 node + ảnh nhiều session chạy đồng thời</w:t>
       </w:r>
@@ -221,9 +206,9 @@
       </w:pPr>
       <w:r>
         <w:rPr>
+          <w:noProof/>
           <w:lang w:val="vi-VN"/>
         </w:rPr>
-        <w:lastRenderedPageBreak/>
         <w:drawing>
           <wp:inline distT="0" distB="0" distL="0" distR="0" wp14:anchorId="4F2267DA" wp14:editId="608D54F2">
             <wp:extent cx="5943600" cy="3352165"/>
@@ -240,7 +225,7 @@
                     <pic:cNvPicPr/>
                   </pic:nvPicPr>
                   <pic:blipFill>
-                    <a:blip r:embed="rId6"/>
+                    <a:blip r:embed="rId7"/>
                     <a:stretch>
                       <a:fillRect/>
                     </a:stretch>
@@ -269,28 +254,1800 @@
       </w:pPr>
     </w:p>
     <w:p>
-      <w:r>
-        <w:t>Bài 5 (1.0đ): Allure Report có biểu đồ, step-by-step, ảnh khi fail - chạy được local</w:t>
-      </w:r>
-    </w:p>
-    <w:p>
-      <w:r>
-        <w:t>Bài 6 (1.5đ): GitHub Pages URL của Allure Report hoạt động + README có</w:t>
-      </w:r>
-      <w:r>
+      <w:pPr>
         <w:rPr>
           <w:lang w:val="vi-VN"/>
         </w:rPr>
-        <w:t xml:space="preserve"> </w:t>
-      </w:r>
-      <w:r>
-        <w:t>badge</w:t>
+      </w:pPr>
+      <w:r>
+        <w:lastRenderedPageBreak/>
+        <w:t>Bài 7 (2.0đ): Test Strategy đủ 5 phần, Test Plan đủ 15 TC có đầy đủ cột yêu cầu</w:t>
       </w:r>
     </w:p>
     <w:p>
-      <w:r>
-        <w:t>Bài 7 (2.0đ): Test Strategy đủ 5 phần, Test Plan đủ 15 TC có đầy đủ cột yêu cầu</w:t>
-      </w:r>
+      <w:pPr>
+        <w:rPr>
+          <w:b/>
+          <w:bCs/>
+        </w:rPr>
+      </w:pPr>
+      <w:r>
+        <w:rPr>
+          <w:b/>
+          <w:bCs/>
+        </w:rPr>
+        <w:t>I. CHIẾN LƯỢC KIỂM THỬ (TEST STRATEGY)</w:t>
+      </w:r>
+    </w:p>
+    <w:p>
+      <w:r>
+        <w:t>Chiến lược này tập trung vào việc áp dụng kiểm thử tự động (Automation Testing) để đảm bảo tính ổn định của hệ thống SauceDemo.</w:t>
+      </w:r>
+    </w:p>
+    <w:p>
+      <w:pPr>
+        <w:numPr>
+          <w:ilvl w:val="0"/>
+          <w:numId w:val="1"/>
+        </w:numPr>
+      </w:pPr>
+      <w:r>
+        <w:rPr>
+          <w:b/>
+          <w:bCs/>
+        </w:rPr>
+        <w:t>Mục tiêu (Objectives):</w:t>
+      </w:r>
+    </w:p>
+    <w:p>
+      <w:pPr>
+        <w:numPr>
+          <w:ilvl w:val="1"/>
+          <w:numId w:val="1"/>
+        </w:numPr>
+      </w:pPr>
+      <w:r>
+        <w:t>Tự động hóa các kịch bản kiểm thử quan trọng (Smoke &amp; Regression tests) để giảm thiểu sai sót do con người và rút ngắn thời gian kiểm thử.</w:t>
+      </w:r>
+    </w:p>
+    <w:p>
+      <w:pPr>
+        <w:numPr>
+          <w:ilvl w:val="1"/>
+          <w:numId w:val="1"/>
+        </w:numPr>
+      </w:pPr>
+      <w:r>
+        <w:t>Đảm bảo ứng dụng hoạt động chính xác trên đa trình duyệt thông qua Selenium Grid.</w:t>
+      </w:r>
+    </w:p>
+    <w:p>
+      <w:pPr>
+        <w:numPr>
+          <w:ilvl w:val="0"/>
+          <w:numId w:val="1"/>
+        </w:numPr>
+      </w:pPr>
+      <w:r>
+        <w:rPr>
+          <w:b/>
+          <w:bCs/>
+        </w:rPr>
+        <w:t>Phạm vi kiểm thử (Scope):</w:t>
+      </w:r>
+    </w:p>
+    <w:p>
+      <w:pPr>
+        <w:numPr>
+          <w:ilvl w:val="1"/>
+          <w:numId w:val="1"/>
+        </w:numPr>
+      </w:pPr>
+      <w:r>
+        <w:rPr>
+          <w:b/>
+          <w:bCs/>
+        </w:rPr>
+        <w:t>Trong phạm vi:</w:t>
+      </w:r>
+      <w:r>
+        <w:t xml:space="preserve"> Các chức năng cốt lõi bao gồm Đăng nhập (Login), Quản lý giỏ hàng (Cart), và Quy trình thanh toán (Checkout).</w:t>
+      </w:r>
+    </w:p>
+    <w:p>
+      <w:pPr>
+        <w:numPr>
+          <w:ilvl w:val="1"/>
+          <w:numId w:val="1"/>
+        </w:numPr>
+      </w:pPr>
+      <w:r>
+        <w:rPr>
+          <w:b/>
+          <w:bCs/>
+        </w:rPr>
+        <w:t>Ngoài phạm vi:</w:t>
+      </w:r>
+      <w:r>
+        <w:t xml:space="preserve"> Kiểm thử hiệu năng (Performance), bảo mật chuyên sâu (Security), và các chức năng của bên thứ ba.</w:t>
+      </w:r>
+    </w:p>
+    <w:p>
+      <w:pPr>
+        <w:numPr>
+          <w:ilvl w:val="0"/>
+          <w:numId w:val="1"/>
+        </w:numPr>
+      </w:pPr>
+      <w:r>
+        <w:rPr>
+          <w:b/>
+          <w:bCs/>
+        </w:rPr>
+        <w:t>Phương pháp kiểm thử (Methodology):</w:t>
+      </w:r>
+    </w:p>
+    <w:p>
+      <w:pPr>
+        <w:numPr>
+          <w:ilvl w:val="1"/>
+          <w:numId w:val="1"/>
+        </w:numPr>
+      </w:pPr>
+      <w:r>
+        <w:t xml:space="preserve">Sử dụng mô hình </w:t>
+      </w:r>
+      <w:r>
+        <w:rPr>
+          <w:b/>
+          <w:bCs/>
+        </w:rPr>
+        <w:t>Page Object Model (POM)</w:t>
+      </w:r>
+      <w:r>
+        <w:t xml:space="preserve"> để tách biệt mã nguồn xử lý giao diện và kịch bản test, giúp dễ bảo trì.</w:t>
+      </w:r>
+    </w:p>
+    <w:p>
+      <w:pPr>
+        <w:numPr>
+          <w:ilvl w:val="1"/>
+          <w:numId w:val="1"/>
+        </w:numPr>
+      </w:pPr>
+      <w:r>
+        <w:t xml:space="preserve">Áp dụng </w:t>
+      </w:r>
+      <w:r>
+        <w:rPr>
+          <w:b/>
+          <w:bCs/>
+        </w:rPr>
+        <w:t>Data-Driven Testing (DDT)</w:t>
+      </w:r>
+      <w:r>
+        <w:t xml:space="preserve"> để chạy một kịch bản với nhiều bộ dữ liệu khác nhau từ Excel và JSON.</w:t>
+      </w:r>
+    </w:p>
+    <w:p>
+      <w:pPr>
+        <w:numPr>
+          <w:ilvl w:val="0"/>
+          <w:numId w:val="1"/>
+        </w:numPr>
+      </w:pPr>
+      <w:r>
+        <w:rPr>
+          <w:b/>
+          <w:bCs/>
+        </w:rPr>
+        <w:t>Môi trường kiểm thử (Environment):</w:t>
+      </w:r>
+    </w:p>
+    <w:p>
+      <w:pPr>
+        <w:numPr>
+          <w:ilvl w:val="1"/>
+          <w:numId w:val="1"/>
+        </w:numPr>
+      </w:pPr>
+      <w:r>
+        <w:rPr>
+          <w:b/>
+          <w:bCs/>
+        </w:rPr>
+        <w:t>Công cụ:</w:t>
+      </w:r>
+      <w:r>
+        <w:t xml:space="preserve"> Selenium WebDriver (v4.18.1), Java 17, Maven, TestNG.</w:t>
+      </w:r>
+    </w:p>
+    <w:p>
+      <w:pPr>
+        <w:numPr>
+          <w:ilvl w:val="1"/>
+          <w:numId w:val="1"/>
+        </w:numPr>
+      </w:pPr>
+      <w:r>
+        <w:rPr>
+          <w:b/>
+          <w:bCs/>
+        </w:rPr>
+        <w:t>Hạ tầng:</w:t>
+      </w:r>
+      <w:r>
+        <w:t xml:space="preserve"> Selenium Grid chạy trên Docker (3 nodes: Hub, Chrome node, Firefox node).</w:t>
+      </w:r>
+    </w:p>
+    <w:p>
+      <w:pPr>
+        <w:numPr>
+          <w:ilvl w:val="1"/>
+          <w:numId w:val="1"/>
+        </w:numPr>
+      </w:pPr>
+      <w:r>
+        <w:rPr>
+          <w:b/>
+          <w:bCs/>
+        </w:rPr>
+        <w:t>CI/CD:</w:t>
+      </w:r>
+      <w:r>
+        <w:t xml:space="preserve"> Tích hợp với GitHub Actions để tự động chạy test khi có mã nguồn mới.</w:t>
+      </w:r>
+    </w:p>
+    <w:p>
+      <w:pPr>
+        <w:numPr>
+          <w:ilvl w:val="0"/>
+          <w:numId w:val="1"/>
+        </w:numPr>
+      </w:pPr>
+      <w:r>
+        <w:rPr>
+          <w:b/>
+          <w:bCs/>
+        </w:rPr>
+        <w:t>Tiêu chí dừng (Exit Criteria):</w:t>
+      </w:r>
+    </w:p>
+    <w:p>
+      <w:pPr>
+        <w:numPr>
+          <w:ilvl w:val="1"/>
+          <w:numId w:val="1"/>
+        </w:numPr>
+      </w:pPr>
+      <w:r>
+        <w:t>100% các Test Case trong nhóm "Critical" và "High" phải vượt qua (Pass).</w:t>
+      </w:r>
+    </w:p>
+    <w:p>
+      <w:pPr>
+        <w:numPr>
+          <w:ilvl w:val="1"/>
+          <w:numId w:val="1"/>
+        </w:numPr>
+      </w:pPr>
+      <w:r>
+        <w:t>Toàn bộ lỗi (Bugs) mức độ Block và Critical phải được đóng lại.</w:t>
+      </w:r>
+    </w:p>
+    <w:p>
+      <w:pPr>
+        <w:numPr>
+          <w:ilvl w:val="1"/>
+          <w:numId w:val="1"/>
+        </w:numPr>
+      </w:pPr>
+      <w:r>
+        <w:lastRenderedPageBreak/>
+        <w:t>Báo cáo Allure được sinh ra đầy đủ và đính kèm bằng chứng (ảnh chụp màn hình) khi có lỗi.</w:t>
+      </w:r>
+    </w:p>
+    <w:tbl>
+      <w:tblPr>
+        <w:tblStyle w:val="TableGrid"/>
+        <w:tblW w:w="0" w:type="auto"/>
+        <w:tblLook w:val="04A0" w:firstRow="1" w:lastRow="0" w:firstColumn="1" w:lastColumn="0" w:noHBand="0" w:noVBand="1"/>
+      </w:tblPr>
+      <w:tblGrid>
+        <w:gridCol w:w="599"/>
+        <w:gridCol w:w="1280"/>
+        <w:gridCol w:w="2287"/>
+        <w:gridCol w:w="2120"/>
+        <w:gridCol w:w="3064"/>
+      </w:tblGrid>
+      <w:tr>
+        <w:tc>
+          <w:tcPr>
+            <w:tcW w:w="0" w:type="auto"/>
+            <w:hideMark/>
+          </w:tcPr>
+          <w:p>
+            <w:pPr>
+              <w:spacing w:after="160" w:line="278" w:lineRule="auto"/>
+            </w:pPr>
+            <w:r>
+              <w:rPr>
+                <w:b/>
+                <w:bCs/>
+              </w:rPr>
+              <w:t>STT</w:t>
+            </w:r>
+          </w:p>
+        </w:tc>
+        <w:tc>
+          <w:tcPr>
+            <w:tcW w:w="0" w:type="auto"/>
+            <w:hideMark/>
+          </w:tcPr>
+          <w:p>
+            <w:pPr>
+              <w:spacing w:after="160" w:line="278" w:lineRule="auto"/>
+            </w:pPr>
+            <w:r>
+              <w:rPr>
+                <w:b/>
+                <w:bCs/>
+              </w:rPr>
+              <w:t>Chức năng</w:t>
+            </w:r>
+          </w:p>
+        </w:tc>
+        <w:tc>
+          <w:tcPr>
+            <w:tcW w:w="0" w:type="auto"/>
+            <w:hideMark/>
+          </w:tcPr>
+          <w:p>
+            <w:pPr>
+              <w:spacing w:after="160" w:line="278" w:lineRule="auto"/>
+            </w:pPr>
+            <w:r>
+              <w:rPr>
+                <w:b/>
+                <w:bCs/>
+              </w:rPr>
+              <w:t>Mô tả Test Case</w:t>
+            </w:r>
+          </w:p>
+        </w:tc>
+        <w:tc>
+          <w:tcPr>
+            <w:tcW w:w="0" w:type="auto"/>
+            <w:hideMark/>
+          </w:tcPr>
+          <w:p>
+            <w:pPr>
+              <w:spacing w:after="160" w:line="278" w:lineRule="auto"/>
+            </w:pPr>
+            <w:r>
+              <w:rPr>
+                <w:b/>
+                <w:bCs/>
+              </w:rPr>
+              <w:t>Các bước thực hiện</w:t>
+            </w:r>
+          </w:p>
+        </w:tc>
+        <w:tc>
+          <w:tcPr>
+            <w:tcW w:w="0" w:type="auto"/>
+            <w:hideMark/>
+          </w:tcPr>
+          <w:p>
+            <w:pPr>
+              <w:spacing w:after="160" w:line="278" w:lineRule="auto"/>
+            </w:pPr>
+            <w:r>
+              <w:rPr>
+                <w:b/>
+                <w:bCs/>
+              </w:rPr>
+              <w:t>Kết quả mong đợi</w:t>
+            </w:r>
+          </w:p>
+        </w:tc>
+      </w:tr>
+      <w:tr>
+        <w:tc>
+          <w:tcPr>
+            <w:tcW w:w="0" w:type="auto"/>
+            <w:hideMark/>
+          </w:tcPr>
+          <w:p>
+            <w:pPr>
+              <w:spacing w:after="160" w:line="278" w:lineRule="auto"/>
+            </w:pPr>
+            <w:r>
+              <w:t>1</w:t>
+            </w:r>
+          </w:p>
+        </w:tc>
+        <w:tc>
+          <w:tcPr>
+            <w:tcW w:w="0" w:type="auto"/>
+            <w:hideMark/>
+          </w:tcPr>
+          <w:p>
+            <w:pPr>
+              <w:spacing w:after="160" w:line="278" w:lineRule="auto"/>
+            </w:pPr>
+            <w:r>
+              <w:t>Login</w:t>
+            </w:r>
+          </w:p>
+        </w:tc>
+        <w:tc>
+          <w:tcPr>
+            <w:tcW w:w="0" w:type="auto"/>
+            <w:hideMark/>
+          </w:tcPr>
+          <w:p>
+            <w:pPr>
+              <w:spacing w:after="160" w:line="278" w:lineRule="auto"/>
+            </w:pPr>
+            <w:r>
+              <w:t>Đăng nhập thành công (Standard User)</w:t>
+            </w:r>
+          </w:p>
+        </w:tc>
+        <w:tc>
+          <w:tcPr>
+            <w:tcW w:w="0" w:type="auto"/>
+            <w:hideMark/>
+          </w:tcPr>
+          <w:p>
+            <w:pPr>
+              <w:spacing w:after="160" w:line="278" w:lineRule="auto"/>
+            </w:pPr>
+            <w:r>
+              <w:t>1. Nhập user chuẩn</w:t>
+            </w:r>
+          </w:p>
+          <w:p>
+            <w:pPr>
+              <w:spacing w:after="160" w:line="278" w:lineRule="auto"/>
+            </w:pPr>
+            <w:r>
+              <w:br/>
+            </w:r>
+          </w:p>
+          <w:p>
+            <w:pPr>
+              <w:spacing w:after="160" w:line="278" w:lineRule="auto"/>
+            </w:pPr>
+            <w:r>
+              <w:t>2. Nhập pass chuẩn</w:t>
+            </w:r>
+          </w:p>
+          <w:p>
+            <w:pPr>
+              <w:spacing w:after="160" w:line="278" w:lineRule="auto"/>
+            </w:pPr>
+            <w:r>
+              <w:br/>
+            </w:r>
+          </w:p>
+          <w:p>
+            <w:pPr>
+              <w:spacing w:after="160" w:line="278" w:lineRule="auto"/>
+            </w:pPr>
+            <w:r>
+              <w:t>3. Nhấn Login</w:t>
+            </w:r>
+          </w:p>
+        </w:tc>
+        <w:tc>
+          <w:tcPr>
+            <w:tcW w:w="0" w:type="auto"/>
+            <w:hideMark/>
+          </w:tcPr>
+          <w:p>
+            <w:pPr>
+              <w:spacing w:after="160" w:line="278" w:lineRule="auto"/>
+            </w:pPr>
+            <w:r>
+              <w:t>Chuyển đến trang Inventory thành công</w:t>
+            </w:r>
+          </w:p>
+        </w:tc>
+      </w:tr>
+      <w:tr>
+        <w:tc>
+          <w:tcPr>
+            <w:tcW w:w="0" w:type="auto"/>
+            <w:hideMark/>
+          </w:tcPr>
+          <w:p>
+            <w:pPr>
+              <w:spacing w:after="160" w:line="278" w:lineRule="auto"/>
+            </w:pPr>
+            <w:r>
+              <w:t>2</w:t>
+            </w:r>
+          </w:p>
+        </w:tc>
+        <w:tc>
+          <w:tcPr>
+            <w:tcW w:w="0" w:type="auto"/>
+            <w:hideMark/>
+          </w:tcPr>
+          <w:p>
+            <w:pPr>
+              <w:spacing w:after="160" w:line="278" w:lineRule="auto"/>
+            </w:pPr>
+            <w:r>
+              <w:t>Login</w:t>
+            </w:r>
+          </w:p>
+        </w:tc>
+        <w:tc>
+          <w:tcPr>
+            <w:tcW w:w="0" w:type="auto"/>
+            <w:hideMark/>
+          </w:tcPr>
+          <w:p>
+            <w:pPr>
+              <w:spacing w:after="160" w:line="278" w:lineRule="auto"/>
+            </w:pPr>
+            <w:r>
+              <w:t>Sai mật khẩu</w:t>
+            </w:r>
+          </w:p>
+        </w:tc>
+        <w:tc>
+          <w:tcPr>
+            <w:tcW w:w="0" w:type="auto"/>
+            <w:hideMark/>
+          </w:tcPr>
+          <w:p>
+            <w:pPr>
+              <w:spacing w:after="160" w:line="278" w:lineRule="auto"/>
+            </w:pPr>
+            <w:r>
+              <w:t>1. Nhập user chuẩn</w:t>
+            </w:r>
+          </w:p>
+          <w:p>
+            <w:pPr>
+              <w:spacing w:after="160" w:line="278" w:lineRule="auto"/>
+            </w:pPr>
+            <w:r>
+              <w:br/>
+            </w:r>
+          </w:p>
+          <w:p>
+            <w:pPr>
+              <w:spacing w:after="160" w:line="278" w:lineRule="auto"/>
+            </w:pPr>
+            <w:r>
+              <w:t>2. Nhập sai pass</w:t>
+            </w:r>
+          </w:p>
+          <w:p>
+            <w:pPr>
+              <w:spacing w:after="160" w:line="278" w:lineRule="auto"/>
+            </w:pPr>
+            <w:r>
+              <w:br/>
+            </w:r>
+          </w:p>
+          <w:p>
+            <w:pPr>
+              <w:spacing w:after="160" w:line="278" w:lineRule="auto"/>
+            </w:pPr>
+            <w:r>
+              <w:t>3. Nhấn Login</w:t>
+            </w:r>
+          </w:p>
+        </w:tc>
+        <w:tc>
+          <w:tcPr>
+            <w:tcW w:w="0" w:type="auto"/>
+            <w:hideMark/>
+          </w:tcPr>
+          <w:p>
+            <w:pPr>
+              <w:spacing w:after="160" w:line="278" w:lineRule="auto"/>
+            </w:pPr>
+            <w:r>
+              <w:t>Hiển thị thông báo "Username and password do not match"</w:t>
+            </w:r>
+          </w:p>
+        </w:tc>
+      </w:tr>
+      <w:tr>
+        <w:tc>
+          <w:tcPr>
+            <w:tcW w:w="0" w:type="auto"/>
+            <w:hideMark/>
+          </w:tcPr>
+          <w:p>
+            <w:pPr>
+              <w:spacing w:after="160" w:line="278" w:lineRule="auto"/>
+            </w:pPr>
+            <w:r>
+              <w:t>3</w:t>
+            </w:r>
+          </w:p>
+        </w:tc>
+        <w:tc>
+          <w:tcPr>
+            <w:tcW w:w="0" w:type="auto"/>
+            <w:hideMark/>
+          </w:tcPr>
+          <w:p>
+            <w:pPr>
+              <w:spacing w:after="160" w:line="278" w:lineRule="auto"/>
+            </w:pPr>
+            <w:r>
+              <w:t>Login</w:t>
+            </w:r>
+          </w:p>
+        </w:tc>
+        <w:tc>
+          <w:tcPr>
+            <w:tcW w:w="0" w:type="auto"/>
+            <w:hideMark/>
+          </w:tcPr>
+          <w:p>
+            <w:pPr>
+              <w:spacing w:after="160" w:line="278" w:lineRule="auto"/>
+            </w:pPr>
+            <w:r>
+              <w:t>User bị khóa</w:t>
+            </w:r>
+          </w:p>
+        </w:tc>
+        <w:tc>
+          <w:tcPr>
+            <w:tcW w:w="0" w:type="auto"/>
+            <w:hideMark/>
+          </w:tcPr>
+          <w:p>
+            <w:pPr>
+              <w:spacing w:after="160" w:line="278" w:lineRule="auto"/>
+            </w:pPr>
+            <w:r>
+              <w:t>1. Nhập user bị khóa</w:t>
+            </w:r>
+          </w:p>
+          <w:p>
+            <w:pPr>
+              <w:spacing w:after="160" w:line="278" w:lineRule="auto"/>
+            </w:pPr>
+            <w:r>
+              <w:br/>
+            </w:r>
+          </w:p>
+          <w:p>
+            <w:pPr>
+              <w:spacing w:after="160" w:line="278" w:lineRule="auto"/>
+            </w:pPr>
+            <w:r>
+              <w:t>2. Nhập pass chuẩn</w:t>
+            </w:r>
+          </w:p>
+          <w:p>
+            <w:pPr>
+              <w:spacing w:after="160" w:line="278" w:lineRule="auto"/>
+            </w:pPr>
+            <w:r>
+              <w:br/>
+            </w:r>
+          </w:p>
+          <w:p>
+            <w:pPr>
+              <w:spacing w:after="160" w:line="278" w:lineRule="auto"/>
+            </w:pPr>
+            <w:r>
+              <w:t>3. Nhấn Login</w:t>
+            </w:r>
+          </w:p>
+        </w:tc>
+        <w:tc>
+          <w:tcPr>
+            <w:tcW w:w="0" w:type="auto"/>
+            <w:hideMark/>
+          </w:tcPr>
+          <w:p>
+            <w:pPr>
+              <w:spacing w:after="160" w:line="278" w:lineRule="auto"/>
+            </w:pPr>
+            <w:r>
+              <w:t>Hiển thị lỗi "user has been locked out"</w:t>
+            </w:r>
+          </w:p>
+        </w:tc>
+      </w:tr>
+      <w:tr>
+        <w:tc>
+          <w:tcPr>
+            <w:tcW w:w="0" w:type="auto"/>
+            <w:hideMark/>
+          </w:tcPr>
+          <w:p>
+            <w:pPr>
+              <w:spacing w:after="160" w:line="278" w:lineRule="auto"/>
+            </w:pPr>
+            <w:r>
+              <w:lastRenderedPageBreak/>
+              <w:t>4</w:t>
+            </w:r>
+          </w:p>
+        </w:tc>
+        <w:tc>
+          <w:tcPr>
+            <w:tcW w:w="0" w:type="auto"/>
+            <w:hideMark/>
+          </w:tcPr>
+          <w:p>
+            <w:pPr>
+              <w:spacing w:after="160" w:line="278" w:lineRule="auto"/>
+            </w:pPr>
+            <w:r>
+              <w:t>Login</w:t>
+            </w:r>
+          </w:p>
+        </w:tc>
+        <w:tc>
+          <w:tcPr>
+            <w:tcW w:w="0" w:type="auto"/>
+            <w:hideMark/>
+          </w:tcPr>
+          <w:p>
+            <w:pPr>
+              <w:spacing w:after="160" w:line="278" w:lineRule="auto"/>
+            </w:pPr>
+            <w:r>
+              <w:t>Để trống Username</w:t>
+            </w:r>
+          </w:p>
+        </w:tc>
+        <w:tc>
+          <w:tcPr>
+            <w:tcW w:w="0" w:type="auto"/>
+            <w:hideMark/>
+          </w:tcPr>
+          <w:p>
+            <w:pPr>
+              <w:spacing w:after="160" w:line="278" w:lineRule="auto"/>
+            </w:pPr>
+            <w:r>
+              <w:t>1. Không nhập user</w:t>
+            </w:r>
+          </w:p>
+          <w:p>
+            <w:pPr>
+              <w:spacing w:after="160" w:line="278" w:lineRule="auto"/>
+            </w:pPr>
+            <w:r>
+              <w:br/>
+            </w:r>
+          </w:p>
+          <w:p>
+            <w:pPr>
+              <w:spacing w:after="160" w:line="278" w:lineRule="auto"/>
+            </w:pPr>
+            <w:r>
+              <w:t>2. Nhập pass chuẩn</w:t>
+            </w:r>
+          </w:p>
+          <w:p>
+            <w:pPr>
+              <w:spacing w:after="160" w:line="278" w:lineRule="auto"/>
+            </w:pPr>
+            <w:r>
+              <w:br/>
+            </w:r>
+          </w:p>
+          <w:p>
+            <w:pPr>
+              <w:spacing w:after="160" w:line="278" w:lineRule="auto"/>
+            </w:pPr>
+            <w:r>
+              <w:t>3. Nhấn Login</w:t>
+            </w:r>
+          </w:p>
+        </w:tc>
+        <w:tc>
+          <w:tcPr>
+            <w:tcW w:w="0" w:type="auto"/>
+            <w:hideMark/>
+          </w:tcPr>
+          <w:p>
+            <w:pPr>
+              <w:spacing w:after="160" w:line="278" w:lineRule="auto"/>
+            </w:pPr>
+            <w:r>
+              <w:t>Hiển thị lỗi "Username is required"</w:t>
+            </w:r>
+          </w:p>
+        </w:tc>
+      </w:tr>
+      <w:tr>
+        <w:tc>
+          <w:tcPr>
+            <w:tcW w:w="0" w:type="auto"/>
+            <w:hideMark/>
+          </w:tcPr>
+          <w:p>
+            <w:pPr>
+              <w:spacing w:after="160" w:line="278" w:lineRule="auto"/>
+            </w:pPr>
+            <w:r>
+              <w:t>5</w:t>
+            </w:r>
+          </w:p>
+        </w:tc>
+        <w:tc>
+          <w:tcPr>
+            <w:tcW w:w="0" w:type="auto"/>
+            <w:hideMark/>
+          </w:tcPr>
+          <w:p>
+            <w:pPr>
+              <w:spacing w:after="160" w:line="278" w:lineRule="auto"/>
+            </w:pPr>
+            <w:r>
+              <w:t>Login</w:t>
+            </w:r>
+          </w:p>
+        </w:tc>
+        <w:tc>
+          <w:tcPr>
+            <w:tcW w:w="0" w:type="auto"/>
+            <w:hideMark/>
+          </w:tcPr>
+          <w:p>
+            <w:pPr>
+              <w:spacing w:after="160" w:line="278" w:lineRule="auto"/>
+            </w:pPr>
+            <w:r>
+              <w:t>Để trống Password</w:t>
+            </w:r>
+          </w:p>
+        </w:tc>
+        <w:tc>
+          <w:tcPr>
+            <w:tcW w:w="0" w:type="auto"/>
+            <w:hideMark/>
+          </w:tcPr>
+          <w:p>
+            <w:pPr>
+              <w:spacing w:after="160" w:line="278" w:lineRule="auto"/>
+            </w:pPr>
+            <w:r>
+              <w:t>1. Nhập user chuẩn</w:t>
+            </w:r>
+          </w:p>
+          <w:p>
+            <w:pPr>
+              <w:spacing w:after="160" w:line="278" w:lineRule="auto"/>
+            </w:pPr>
+            <w:r>
+              <w:br/>
+            </w:r>
+          </w:p>
+          <w:p>
+            <w:pPr>
+              <w:spacing w:after="160" w:line="278" w:lineRule="auto"/>
+            </w:pPr>
+            <w:r>
+              <w:t>2. Không nhập pass</w:t>
+            </w:r>
+          </w:p>
+          <w:p>
+            <w:pPr>
+              <w:spacing w:after="160" w:line="278" w:lineRule="auto"/>
+            </w:pPr>
+            <w:r>
+              <w:br/>
+            </w:r>
+          </w:p>
+          <w:p>
+            <w:pPr>
+              <w:spacing w:after="160" w:line="278" w:lineRule="auto"/>
+            </w:pPr>
+            <w:r>
+              <w:t>3. Nhấn Login</w:t>
+            </w:r>
+          </w:p>
+        </w:tc>
+        <w:tc>
+          <w:tcPr>
+            <w:tcW w:w="0" w:type="auto"/>
+            <w:hideMark/>
+          </w:tcPr>
+          <w:p>
+            <w:pPr>
+              <w:spacing w:after="160" w:line="278" w:lineRule="auto"/>
+            </w:pPr>
+            <w:r>
+              <w:t>Hiển thị lỗi "Password is required"</w:t>
+            </w:r>
+          </w:p>
+        </w:tc>
+      </w:tr>
+      <w:tr>
+        <w:tc>
+          <w:tcPr>
+            <w:tcW w:w="0" w:type="auto"/>
+            <w:hideMark/>
+          </w:tcPr>
+          <w:p>
+            <w:pPr>
+              <w:spacing w:after="160" w:line="278" w:lineRule="auto"/>
+            </w:pPr>
+            <w:r>
+              <w:t>6</w:t>
+            </w:r>
+          </w:p>
+        </w:tc>
+        <w:tc>
+          <w:tcPr>
+            <w:tcW w:w="0" w:type="auto"/>
+            <w:hideMark/>
+          </w:tcPr>
+          <w:p>
+            <w:pPr>
+              <w:spacing w:after="160" w:line="278" w:lineRule="auto"/>
+            </w:pPr>
+            <w:r>
+              <w:t>Inventory</w:t>
+            </w:r>
+          </w:p>
+        </w:tc>
+        <w:tc>
+          <w:tcPr>
+            <w:tcW w:w="0" w:type="auto"/>
+            <w:hideMark/>
+          </w:tcPr>
+          <w:p>
+            <w:pPr>
+              <w:spacing w:after="160" w:line="278" w:lineRule="auto"/>
+            </w:pPr>
+            <w:r>
+              <w:t>Thêm sản phẩm vào giỏ</w:t>
+            </w:r>
+          </w:p>
+        </w:tc>
+        <w:tc>
+          <w:tcPr>
+            <w:tcW w:w="0" w:type="auto"/>
+            <w:hideMark/>
+          </w:tcPr>
+          <w:p>
+            <w:pPr>
+              <w:spacing w:after="160" w:line="278" w:lineRule="auto"/>
+            </w:pPr>
+            <w:r>
+              <w:t>1. Login thành công</w:t>
+            </w:r>
+          </w:p>
+          <w:p>
+            <w:pPr>
+              <w:spacing w:after="160" w:line="278" w:lineRule="auto"/>
+            </w:pPr>
+            <w:r>
+              <w:br/>
+            </w:r>
+          </w:p>
+          <w:p>
+            <w:pPr>
+              <w:spacing w:after="160" w:line="278" w:lineRule="auto"/>
+            </w:pPr>
+            <w:r>
+              <w:t>2. Click 'Add to cart' sp đầu tiên</w:t>
+            </w:r>
+          </w:p>
+        </w:tc>
+        <w:tc>
+          <w:tcPr>
+            <w:tcW w:w="0" w:type="auto"/>
+            <w:hideMark/>
+          </w:tcPr>
+          <w:p>
+            <w:pPr>
+              <w:spacing w:after="160" w:line="278" w:lineRule="auto"/>
+            </w:pPr>
+            <w:r>
+              <w:t>Badge giỏ hàng hiển thị số '1'</w:t>
+            </w:r>
+          </w:p>
+        </w:tc>
+      </w:tr>
+      <w:tr>
+        <w:tc>
+          <w:tcPr>
+            <w:tcW w:w="0" w:type="auto"/>
+            <w:hideMark/>
+          </w:tcPr>
+          <w:p>
+            <w:pPr>
+              <w:spacing w:after="160" w:line="278" w:lineRule="auto"/>
+            </w:pPr>
+            <w:r>
+              <w:t>7</w:t>
+            </w:r>
+          </w:p>
+        </w:tc>
+        <w:tc>
+          <w:tcPr>
+            <w:tcW w:w="0" w:type="auto"/>
+            <w:hideMark/>
+          </w:tcPr>
+          <w:p>
+            <w:pPr>
+              <w:spacing w:after="160" w:line="278" w:lineRule="auto"/>
+            </w:pPr>
+            <w:r>
+              <w:t>Inventory</w:t>
+            </w:r>
+          </w:p>
+        </w:tc>
+        <w:tc>
+          <w:tcPr>
+            <w:tcW w:w="0" w:type="auto"/>
+            <w:hideMark/>
+          </w:tcPr>
+          <w:p>
+            <w:pPr>
+              <w:spacing w:after="160" w:line="278" w:lineRule="auto"/>
+            </w:pPr>
+            <w:r>
+              <w:t>Xem chi tiết sản phẩm</w:t>
+            </w:r>
+          </w:p>
+        </w:tc>
+        <w:tc>
+          <w:tcPr>
+            <w:tcW w:w="0" w:type="auto"/>
+            <w:hideMark/>
+          </w:tcPr>
+          <w:p>
+            <w:pPr>
+              <w:spacing w:after="160" w:line="278" w:lineRule="auto"/>
+            </w:pPr>
+            <w:r>
+              <w:t>1. Click vào tên sp bất kỳ</w:t>
+            </w:r>
+          </w:p>
+        </w:tc>
+        <w:tc>
+          <w:tcPr>
+            <w:tcW w:w="0" w:type="auto"/>
+            <w:hideMark/>
+          </w:tcPr>
+          <w:p>
+            <w:pPr>
+              <w:spacing w:after="160" w:line="278" w:lineRule="auto"/>
+            </w:pPr>
+            <w:r>
+              <w:t>Chuyển đến trang chi tiết sản phẩm chính xác</w:t>
+            </w:r>
+          </w:p>
+        </w:tc>
+      </w:tr>
+      <w:tr>
+        <w:tc>
+          <w:tcPr>
+            <w:tcW w:w="0" w:type="auto"/>
+            <w:hideMark/>
+          </w:tcPr>
+          <w:p>
+            <w:pPr>
+              <w:spacing w:after="160" w:line="278" w:lineRule="auto"/>
+            </w:pPr>
+            <w:r>
+              <w:t>8</w:t>
+            </w:r>
+          </w:p>
+        </w:tc>
+        <w:tc>
+          <w:tcPr>
+            <w:tcW w:w="0" w:type="auto"/>
+            <w:hideMark/>
+          </w:tcPr>
+          <w:p>
+            <w:pPr>
+              <w:spacing w:after="160" w:line="278" w:lineRule="auto"/>
+            </w:pPr>
+            <w:r>
+              <w:t>Cart</w:t>
+            </w:r>
+          </w:p>
+        </w:tc>
+        <w:tc>
+          <w:tcPr>
+            <w:tcW w:w="0" w:type="auto"/>
+            <w:hideMark/>
+          </w:tcPr>
+          <w:p>
+            <w:pPr>
+              <w:spacing w:after="160" w:line="278" w:lineRule="auto"/>
+            </w:pPr>
+            <w:r>
+              <w:t>Xóa sản phẩm khỏi giỏ</w:t>
+            </w:r>
+          </w:p>
+        </w:tc>
+        <w:tc>
+          <w:tcPr>
+            <w:tcW w:w="0" w:type="auto"/>
+            <w:hideMark/>
+          </w:tcPr>
+          <w:p>
+            <w:pPr>
+              <w:spacing w:after="160" w:line="278" w:lineRule="auto"/>
+            </w:pPr>
+            <w:r>
+              <w:t>1. Thêm sp vào giỏ</w:t>
+            </w:r>
+          </w:p>
+          <w:p>
+            <w:pPr>
+              <w:spacing w:after="160" w:line="278" w:lineRule="auto"/>
+            </w:pPr>
+            <w:r>
+              <w:br/>
+            </w:r>
+          </w:p>
+          <w:p>
+            <w:pPr>
+              <w:spacing w:after="160" w:line="278" w:lineRule="auto"/>
+            </w:pPr>
+            <w:r>
+              <w:lastRenderedPageBreak/>
+              <w:t>2. Vào giỏ hàng</w:t>
+            </w:r>
+          </w:p>
+          <w:p>
+            <w:pPr>
+              <w:spacing w:after="160" w:line="278" w:lineRule="auto"/>
+            </w:pPr>
+            <w:r>
+              <w:br/>
+            </w:r>
+          </w:p>
+          <w:p>
+            <w:pPr>
+              <w:spacing w:after="160" w:line="278" w:lineRule="auto"/>
+            </w:pPr>
+            <w:r>
+              <w:t>3. Nhấn 'Remove'</w:t>
+            </w:r>
+          </w:p>
+        </w:tc>
+        <w:tc>
+          <w:tcPr>
+            <w:tcW w:w="0" w:type="auto"/>
+            <w:hideMark/>
+          </w:tcPr>
+          <w:p>
+            <w:pPr>
+              <w:spacing w:after="160" w:line="278" w:lineRule="auto"/>
+            </w:pPr>
+            <w:r>
+              <w:lastRenderedPageBreak/>
+              <w:t>Sản phẩm bị xóa, giỏ hàng trống</w:t>
+            </w:r>
+          </w:p>
+        </w:tc>
+      </w:tr>
+      <w:tr>
+        <w:tc>
+          <w:tcPr>
+            <w:tcW w:w="0" w:type="auto"/>
+            <w:hideMark/>
+          </w:tcPr>
+          <w:p>
+            <w:pPr>
+              <w:spacing w:after="160" w:line="278" w:lineRule="auto"/>
+            </w:pPr>
+            <w:r>
+              <w:t>9</w:t>
+            </w:r>
+          </w:p>
+        </w:tc>
+        <w:tc>
+          <w:tcPr>
+            <w:tcW w:w="0" w:type="auto"/>
+            <w:hideMark/>
+          </w:tcPr>
+          <w:p>
+            <w:pPr>
+              <w:spacing w:after="160" w:line="278" w:lineRule="auto"/>
+            </w:pPr>
+            <w:r>
+              <w:t>Cart</w:t>
+            </w:r>
+          </w:p>
+        </w:tc>
+        <w:tc>
+          <w:tcPr>
+            <w:tcW w:w="0" w:type="auto"/>
+            <w:hideMark/>
+          </w:tcPr>
+          <w:p>
+            <w:pPr>
+              <w:spacing w:after="160" w:line="278" w:lineRule="auto"/>
+            </w:pPr>
+            <w:r>
+              <w:t>Chuyển sang Checkout</w:t>
+            </w:r>
+          </w:p>
+        </w:tc>
+        <w:tc>
+          <w:tcPr>
+            <w:tcW w:w="0" w:type="auto"/>
+            <w:hideMark/>
+          </w:tcPr>
+          <w:p>
+            <w:pPr>
+              <w:spacing w:after="160" w:line="278" w:lineRule="auto"/>
+            </w:pPr>
+            <w:r>
+              <w:t>1. Có sp trong giỏ</w:t>
+            </w:r>
+          </w:p>
+          <w:p>
+            <w:pPr>
+              <w:spacing w:after="160" w:line="278" w:lineRule="auto"/>
+            </w:pPr>
+            <w:r>
+              <w:br/>
+            </w:r>
+          </w:p>
+          <w:p>
+            <w:pPr>
+              <w:spacing w:after="160" w:line="278" w:lineRule="auto"/>
+            </w:pPr>
+            <w:r>
+              <w:t>2. Nhấn 'Checkout'</w:t>
+            </w:r>
+          </w:p>
+        </w:tc>
+        <w:tc>
+          <w:tcPr>
+            <w:tcW w:w="0" w:type="auto"/>
+            <w:hideMark/>
+          </w:tcPr>
+          <w:p>
+            <w:pPr>
+              <w:spacing w:after="160" w:line="278" w:lineRule="auto"/>
+            </w:pPr>
+            <w:r>
+              <w:t>Chuyển đến trang thông tin thanh toán thành công</w:t>
+            </w:r>
+          </w:p>
+        </w:tc>
+      </w:tr>
+      <w:tr>
+        <w:tc>
+          <w:tcPr>
+            <w:tcW w:w="0" w:type="auto"/>
+            <w:hideMark/>
+          </w:tcPr>
+          <w:p>
+            <w:pPr>
+              <w:spacing w:after="160" w:line="278" w:lineRule="auto"/>
+            </w:pPr>
+            <w:r>
+              <w:t>10</w:t>
+            </w:r>
+          </w:p>
+        </w:tc>
+        <w:tc>
+          <w:tcPr>
+            <w:tcW w:w="0" w:type="auto"/>
+            <w:hideMark/>
+          </w:tcPr>
+          <w:p>
+            <w:pPr>
+              <w:spacing w:after="160" w:line="278" w:lineRule="auto"/>
+            </w:pPr>
+            <w:r>
+              <w:t>Checkout</w:t>
+            </w:r>
+          </w:p>
+        </w:tc>
+        <w:tc>
+          <w:tcPr>
+            <w:tcW w:w="0" w:type="auto"/>
+            <w:hideMark/>
+          </w:tcPr>
+          <w:p>
+            <w:pPr>
+              <w:spacing w:after="160" w:line="278" w:lineRule="auto"/>
+            </w:pPr>
+            <w:r>
+              <w:t>Điền form (Java Faker)</w:t>
+            </w:r>
+          </w:p>
+        </w:tc>
+        <w:tc>
+          <w:tcPr>
+            <w:tcW w:w="0" w:type="auto"/>
+            <w:hideMark/>
+          </w:tcPr>
+          <w:p>
+            <w:pPr>
+              <w:spacing w:after="160" w:line="278" w:lineRule="auto"/>
+            </w:pPr>
+            <w:r>
+              <w:t>1. Nhập thông tin ảo sinh từ Faker</w:t>
+            </w:r>
+          </w:p>
+          <w:p>
+            <w:pPr>
+              <w:spacing w:after="160" w:line="278" w:lineRule="auto"/>
+            </w:pPr>
+            <w:r>
+              <w:br/>
+            </w:r>
+          </w:p>
+          <w:p>
+            <w:pPr>
+              <w:spacing w:after="160" w:line="278" w:lineRule="auto"/>
+            </w:pPr>
+            <w:r>
+              <w:t>2. Nhấn 'Continue'</w:t>
+            </w:r>
+          </w:p>
+        </w:tc>
+        <w:tc>
+          <w:tcPr>
+            <w:tcW w:w="0" w:type="auto"/>
+            <w:hideMark/>
+          </w:tcPr>
+          <w:p>
+            <w:pPr>
+              <w:spacing w:after="160" w:line="278" w:lineRule="auto"/>
+            </w:pPr>
+            <w:r>
+              <w:t>Hệ thống chấp nhận thông tin và đi tới trang Review</w:t>
+            </w:r>
+          </w:p>
+        </w:tc>
+      </w:tr>
+      <w:tr>
+        <w:tc>
+          <w:tcPr>
+            <w:tcW w:w="0" w:type="auto"/>
+            <w:hideMark/>
+          </w:tcPr>
+          <w:p>
+            <w:pPr>
+              <w:spacing w:after="160" w:line="278" w:lineRule="auto"/>
+            </w:pPr>
+            <w:r>
+              <w:t>11</w:t>
+            </w:r>
+          </w:p>
+        </w:tc>
+        <w:tc>
+          <w:tcPr>
+            <w:tcW w:w="0" w:type="auto"/>
+            <w:hideMark/>
+          </w:tcPr>
+          <w:p>
+            <w:pPr>
+              <w:spacing w:after="160" w:line="278" w:lineRule="auto"/>
+            </w:pPr>
+            <w:r>
+              <w:t>Checkout</w:t>
+            </w:r>
+          </w:p>
+        </w:tc>
+        <w:tc>
+          <w:tcPr>
+            <w:tcW w:w="0" w:type="auto"/>
+            <w:hideMark/>
+          </w:tcPr>
+          <w:p>
+            <w:pPr>
+              <w:spacing w:after="160" w:line="278" w:lineRule="auto"/>
+            </w:pPr>
+            <w:r>
+              <w:t>Thanh toán thành công</w:t>
+            </w:r>
+          </w:p>
+        </w:tc>
+        <w:tc>
+          <w:tcPr>
+            <w:tcW w:w="0" w:type="auto"/>
+            <w:hideMark/>
+          </w:tcPr>
+          <w:p>
+            <w:pPr>
+              <w:spacing w:after="160" w:line="278" w:lineRule="auto"/>
+            </w:pPr>
+            <w:r>
+              <w:t>1. Review đơn hàng</w:t>
+            </w:r>
+          </w:p>
+          <w:p>
+            <w:pPr>
+              <w:spacing w:after="160" w:line="278" w:lineRule="auto"/>
+            </w:pPr>
+            <w:r>
+              <w:br/>
+            </w:r>
+          </w:p>
+          <w:p>
+            <w:pPr>
+              <w:spacing w:after="160" w:line="278" w:lineRule="auto"/>
+            </w:pPr>
+            <w:r>
+              <w:t>2. Nhấn 'Finish'</w:t>
+            </w:r>
+          </w:p>
+        </w:tc>
+        <w:tc>
+          <w:tcPr>
+            <w:tcW w:w="0" w:type="auto"/>
+            <w:hideMark/>
+          </w:tcPr>
+          <w:p>
+            <w:pPr>
+              <w:spacing w:after="160" w:line="278" w:lineRule="auto"/>
+            </w:pPr>
+            <w:r>
+              <w:t>Hiển thị "Thank you for your order!"</w:t>
+            </w:r>
+          </w:p>
+        </w:tc>
+      </w:tr>
+      <w:tr>
+        <w:tc>
+          <w:tcPr>
+            <w:tcW w:w="0" w:type="auto"/>
+            <w:hideMark/>
+          </w:tcPr>
+          <w:p>
+            <w:pPr>
+              <w:spacing w:after="160" w:line="278" w:lineRule="auto"/>
+            </w:pPr>
+            <w:r>
+              <w:t>12</w:t>
+            </w:r>
+          </w:p>
+        </w:tc>
+        <w:tc>
+          <w:tcPr>
+            <w:tcW w:w="0" w:type="auto"/>
+            <w:hideMark/>
+          </w:tcPr>
+          <w:p>
+            <w:pPr>
+              <w:spacing w:after="160" w:line="278" w:lineRule="auto"/>
+            </w:pPr>
+            <w:r>
+              <w:t>Sort</w:t>
+            </w:r>
+          </w:p>
+        </w:tc>
+        <w:tc>
+          <w:tcPr>
+            <w:tcW w:w="0" w:type="auto"/>
+            <w:hideMark/>
+          </w:tcPr>
+          <w:p>
+            <w:pPr>
+              <w:spacing w:after="160" w:line="278" w:lineRule="auto"/>
+            </w:pPr>
+            <w:r>
+              <w:t>Sắp xếp giá từ Thấp đến Cao</w:t>
+            </w:r>
+          </w:p>
+        </w:tc>
+        <w:tc>
+          <w:tcPr>
+            <w:tcW w:w="0" w:type="auto"/>
+            <w:hideMark/>
+          </w:tcPr>
+          <w:p>
+            <w:pPr>
+              <w:spacing w:after="160" w:line="278" w:lineRule="auto"/>
+            </w:pPr>
+            <w:r>
+              <w:t>1. Chọn sort 'Price (low to high)'</w:t>
+            </w:r>
+          </w:p>
+        </w:tc>
+        <w:tc>
+          <w:tcPr>
+            <w:tcW w:w="0" w:type="auto"/>
+            <w:hideMark/>
+          </w:tcPr>
+          <w:p>
+            <w:pPr>
+              <w:spacing w:after="160" w:line="278" w:lineRule="auto"/>
+            </w:pPr>
+            <w:r>
+              <w:t>Danh sách sp hiển thị theo giá tăng dần</w:t>
+            </w:r>
+          </w:p>
+        </w:tc>
+      </w:tr>
+      <w:tr>
+        <w:tc>
+          <w:tcPr>
+            <w:tcW w:w="0" w:type="auto"/>
+            <w:hideMark/>
+          </w:tcPr>
+          <w:p>
+            <w:pPr>
+              <w:spacing w:after="160" w:line="278" w:lineRule="auto"/>
+            </w:pPr>
+            <w:r>
+              <w:t>13</w:t>
+            </w:r>
+          </w:p>
+        </w:tc>
+        <w:tc>
+          <w:tcPr>
+            <w:tcW w:w="0" w:type="auto"/>
+            <w:hideMark/>
+          </w:tcPr>
+          <w:p>
+            <w:pPr>
+              <w:spacing w:after="160" w:line="278" w:lineRule="auto"/>
+            </w:pPr>
+            <w:r>
+              <w:t>Boundary</w:t>
+            </w:r>
+          </w:p>
+        </w:tc>
+        <w:tc>
+          <w:tcPr>
+            <w:tcW w:w="0" w:type="auto"/>
+            <w:hideMark/>
+          </w:tcPr>
+          <w:p>
+            <w:pPr>
+              <w:spacing w:after="160" w:line="278" w:lineRule="auto"/>
+            </w:pPr>
+            <w:r>
+              <w:t>Username quá dài</w:t>
+            </w:r>
+          </w:p>
+        </w:tc>
+        <w:tc>
+          <w:tcPr>
+            <w:tcW w:w="0" w:type="auto"/>
+            <w:hideMark/>
+          </w:tcPr>
+          <w:p>
+            <w:pPr>
+              <w:spacing w:after="160" w:line="278" w:lineRule="auto"/>
+            </w:pPr>
+            <w:r>
+              <w:t>1. Nhập user &gt; 100 ký tự</w:t>
+            </w:r>
+          </w:p>
+          <w:p>
+            <w:pPr>
+              <w:spacing w:after="160" w:line="278" w:lineRule="auto"/>
+            </w:pPr>
+            <w:r>
+              <w:br/>
+            </w:r>
+          </w:p>
+          <w:p>
+            <w:pPr>
+              <w:spacing w:after="160" w:line="278" w:lineRule="auto"/>
+            </w:pPr>
+            <w:r>
+              <w:t>2. Nhấn Login</w:t>
+            </w:r>
+          </w:p>
+        </w:tc>
+        <w:tc>
+          <w:tcPr>
+            <w:tcW w:w="0" w:type="auto"/>
+            <w:hideMark/>
+          </w:tcPr>
+          <w:p>
+            <w:pPr>
+              <w:spacing w:after="160" w:line="278" w:lineRule="auto"/>
+            </w:pPr>
+            <w:r>
+              <w:t>Hệ thống báo lỗi không đăng nhập được</w:t>
+            </w:r>
+          </w:p>
+        </w:tc>
+      </w:tr>
+      <w:tr>
+        <w:tc>
+          <w:tcPr>
+            <w:tcW w:w="0" w:type="auto"/>
+            <w:hideMark/>
+          </w:tcPr>
+          <w:p>
+            <w:pPr>
+              <w:spacing w:after="160" w:line="278" w:lineRule="auto"/>
+            </w:pPr>
+            <w:r>
+              <w:t>14</w:t>
+            </w:r>
+          </w:p>
+        </w:tc>
+        <w:tc>
+          <w:tcPr>
+            <w:tcW w:w="0" w:type="auto"/>
+            <w:hideMark/>
+          </w:tcPr>
+          <w:p>
+            <w:pPr>
+              <w:spacing w:after="160" w:line="278" w:lineRule="auto"/>
+            </w:pPr>
+            <w:r>
+              <w:t>Security</w:t>
+            </w:r>
+          </w:p>
+        </w:tc>
+        <w:tc>
+          <w:tcPr>
+            <w:tcW w:w="0" w:type="auto"/>
+            <w:hideMark/>
+          </w:tcPr>
+          <w:p>
+            <w:pPr>
+              <w:spacing w:after="160" w:line="278" w:lineRule="auto"/>
+            </w:pPr>
+            <w:r>
+              <w:t>SQL Injection vào Pass</w:t>
+            </w:r>
+          </w:p>
+        </w:tc>
+        <w:tc>
+          <w:tcPr>
+            <w:tcW w:w="0" w:type="auto"/>
+            <w:hideMark/>
+          </w:tcPr>
+          <w:p>
+            <w:pPr>
+              <w:spacing w:after="160" w:line="278" w:lineRule="auto"/>
+            </w:pPr>
+            <w:r>
+              <w:t>1. Nhập user chuẩn</w:t>
+            </w:r>
+          </w:p>
+          <w:p>
+            <w:pPr>
+              <w:spacing w:after="160" w:line="278" w:lineRule="auto"/>
+            </w:pPr>
+            <w:r>
+              <w:lastRenderedPageBreak/>
+              <w:br/>
+            </w:r>
+          </w:p>
+          <w:p>
+            <w:pPr>
+              <w:spacing w:after="160" w:line="278" w:lineRule="auto"/>
+            </w:pPr>
+            <w:r>
+              <w:t>2. Nhập ' OR 1=1 -- vào pass</w:t>
+            </w:r>
+          </w:p>
+        </w:tc>
+        <w:tc>
+          <w:tcPr>
+            <w:tcW w:w="0" w:type="auto"/>
+            <w:hideMark/>
+          </w:tcPr>
+          <w:p>
+            <w:pPr>
+              <w:spacing w:after="160" w:line="278" w:lineRule="auto"/>
+            </w:pPr>
+            <w:r>
+              <w:lastRenderedPageBreak/>
+              <w:t>Không cho phép đăng nhập trái phép</w:t>
+            </w:r>
+          </w:p>
+        </w:tc>
+      </w:tr>
+      <w:tr>
+        <w:tc>
+          <w:tcPr>
+            <w:tcW w:w="0" w:type="auto"/>
+            <w:hideMark/>
+          </w:tcPr>
+          <w:p>
+            <w:pPr>
+              <w:spacing w:after="160" w:line="278" w:lineRule="auto"/>
+            </w:pPr>
+            <w:r>
+              <w:t>15</w:t>
+            </w:r>
+          </w:p>
+        </w:tc>
+        <w:tc>
+          <w:tcPr>
+            <w:tcW w:w="0" w:type="auto"/>
+            <w:hideMark/>
+          </w:tcPr>
+          <w:p>
+            <w:pPr>
+              <w:spacing w:after="160" w:line="278" w:lineRule="auto"/>
+            </w:pPr>
+            <w:r>
+              <w:t>Logout</w:t>
+            </w:r>
+          </w:p>
+        </w:tc>
+        <w:tc>
+          <w:tcPr>
+            <w:tcW w:w="0" w:type="auto"/>
+            <w:hideMark/>
+          </w:tcPr>
+          <w:p>
+            <w:pPr>
+              <w:spacing w:after="160" w:line="278" w:lineRule="auto"/>
+            </w:pPr>
+            <w:r>
+              <w:t>Đăng xuất thành công</w:t>
+            </w:r>
+          </w:p>
+        </w:tc>
+        <w:tc>
+          <w:tcPr>
+            <w:tcW w:w="0" w:type="auto"/>
+            <w:hideMark/>
+          </w:tcPr>
+          <w:p>
+            <w:pPr>
+              <w:spacing w:after="160" w:line="278" w:lineRule="auto"/>
+            </w:pPr>
+            <w:r>
+              <w:t>1. Mở Menu</w:t>
+            </w:r>
+          </w:p>
+          <w:p>
+            <w:pPr>
+              <w:spacing w:after="160" w:line="278" w:lineRule="auto"/>
+            </w:pPr>
+            <w:r>
+              <w:br/>
+            </w:r>
+          </w:p>
+          <w:p>
+            <w:pPr>
+              <w:spacing w:after="160" w:line="278" w:lineRule="auto"/>
+            </w:pPr>
+            <w:r>
+              <w:t>2. Nhấn 'Logout'</w:t>
+            </w:r>
+          </w:p>
+        </w:tc>
+        <w:tc>
+          <w:tcPr>
+            <w:tcW w:w="0" w:type="auto"/>
+            <w:hideMark/>
+          </w:tcPr>
+          <w:p>
+            <w:pPr>
+              <w:spacing w:after="160" w:line="278" w:lineRule="auto"/>
+            </w:pPr>
+            <w:r>
+              <w:t>Quay về trang Login, session được xóa</w:t>
+            </w:r>
+          </w:p>
+        </w:tc>
+      </w:tr>
+    </w:tbl>
+    <w:p>
+      <w:pPr>
+        <w:rPr>
+          <w:lang w:val="vi-VN"/>
+        </w:rPr>
+      </w:pPr>
     </w:p>
     <w:sectPr>
       <w:pgSz w:w="12240" w:h="15840"/>
@@ -300,6 +2057,131 @@
     </w:sectPr>
   </w:body>
 </w:document>
+</file>
+
+<file path=word/numbering.xml><?xml version="1.0" encoding="utf-8"?>
+<w:numbering xmlns:wpc="http://schemas.microsoft.com/office/word/2010/wordprocessingCanvas" xmlns:cx="http://schemas.microsoft.com/office/drawing/2014/chartex" xmlns:cx1="http://schemas.microsoft.com/office/drawing/2015/9/8/chartex" xmlns:cx2="http://schemas.microsoft.com/office/drawing/2015/10/21/chartex" xmlns:cx3="http://schemas.microsoft.com/office/drawing/2016/5/9/chartex" xmlns:cx4="http://schemas.microsoft.com/office/drawing/2016/5/10/chartex" xmlns:cx5="http://schemas.microsoft.com/office/drawing/2016/5/11/chartex" xmlns:cx6="http://schemas.microsoft.com/office/drawing/2016/5/12/chartex" xmlns:cx7="http://schemas.microsoft.com/office/drawing/2016/5/13/chartex" xmlns:cx8="http://schemas.microsoft.com/office/drawing/2016/5/14/chartex" xmlns:mc="http://schemas.openxmlformats.org/markup-compatibility/2006" xmlns:aink="http://schemas.microsoft.com/office/drawing/2016/ink" xmlns:am3d="http://schemas.microsoft.com/office/drawing/2017/model3d" xmlns:o="urn:schemas-microsoft-com:office:office" xmlns:oel="http://schemas.microsoft.com/office/2019/extlst" xmlns:r="http://schemas.openxmlformats.org/officeDocument/2006/relationships" xmlns:m="http://schemas.openxmlformats.org/officeDocument/2006/math" xmlns:v="urn:schemas-microsoft-com:vml" xmlns:wp14="http://schemas.microsoft.com/office/word/2010/wordprocessingDrawing" xmlns:wp="http://schemas.openxmlformats.org/drawingml/2006/wordprocessingDrawing" xmlns:w10="urn:schemas-microsoft-com:office:word" xmlns:w="http://schemas.openxmlformats.org/wordprocessingml/2006/main" xmlns:w14="http://schemas.microsoft.com/office/word/2010/wordml" xmlns:w15="http://schemas.microsoft.com/office/word/2012/wordml" xmlns:w16cex="http://schemas.microsoft.com/office/word/2018/wordml/cex" xmlns:w16cid="http://schemas.microsoft.com/office/word/2016/wordml/cid" xmlns:w16="http://schemas.microsoft.com/office/word/2018/wordml" xmlns:w16sdtdh="http://schemas.microsoft.com/office/word/2020/wordml/sdtdatahash" xmlns:w16se="http://schemas.microsoft.com/office/word/2015/wordml/symex" xmlns:wpg="http://schemas.microsoft.com/office/word/2010/wordprocessingGroup" xmlns:wpi="http://schemas.microsoft.com/office/word/2010/wordprocessingInk" xmlns:wne="http://schemas.microsoft.com/office/word/2006/wordml" xmlns:wps="http://schemas.microsoft.com/office/word/2010/wordprocessingShape" mc:Ignorable="w14 w15 w16se w16cid w16 w16cex w16sdtdh wp14">
+  <w:abstractNum w:abstractNumId="0" w15:restartNumberingAfterBreak="0">
+    <w:nsid w:val="2203779E"/>
+    <w:multiLevelType w:val="multilevel"/>
+    <w:tmpl w:val="5C409370"/>
+    <w:lvl w:ilvl="0">
+      <w:start w:val="1"/>
+      <w:numFmt w:val="decimal"/>
+      <w:lvlText w:val="%1."/>
+      <w:lvlJc w:val="left"/>
+      <w:pPr>
+        <w:tabs>
+          <w:tab w:val="num" w:pos="720"/>
+        </w:tabs>
+        <w:ind w:left="720" w:hanging="360"/>
+      </w:pPr>
+    </w:lvl>
+    <w:lvl w:ilvl="1">
+      <w:start w:val="1"/>
+      <w:numFmt w:val="bullet"/>
+      <w:lvlText w:val="o"/>
+      <w:lvlJc w:val="left"/>
+      <w:pPr>
+        <w:tabs>
+          <w:tab w:val="num" w:pos="1440"/>
+        </w:tabs>
+        <w:ind w:left="1440" w:hanging="360"/>
+      </w:pPr>
+      <w:rPr>
+        <w:rFonts w:ascii="Courier New" w:hAnsi="Courier New" w:hint="default"/>
+        <w:sz w:val="20"/>
+      </w:rPr>
+    </w:lvl>
+    <w:lvl w:ilvl="2" w:tentative="1">
+      <w:start w:val="1"/>
+      <w:numFmt w:val="decimal"/>
+      <w:lvlText w:val="%3."/>
+      <w:lvlJc w:val="left"/>
+      <w:pPr>
+        <w:tabs>
+          <w:tab w:val="num" w:pos="2160"/>
+        </w:tabs>
+        <w:ind w:left="2160" w:hanging="360"/>
+      </w:pPr>
+    </w:lvl>
+    <w:lvl w:ilvl="3" w:tentative="1">
+      <w:start w:val="1"/>
+      <w:numFmt w:val="decimal"/>
+      <w:lvlText w:val="%4."/>
+      <w:lvlJc w:val="left"/>
+      <w:pPr>
+        <w:tabs>
+          <w:tab w:val="num" w:pos="2880"/>
+        </w:tabs>
+        <w:ind w:left="2880" w:hanging="360"/>
+      </w:pPr>
+    </w:lvl>
+    <w:lvl w:ilvl="4" w:tentative="1">
+      <w:start w:val="1"/>
+      <w:numFmt w:val="decimal"/>
+      <w:lvlText w:val="%5."/>
+      <w:lvlJc w:val="left"/>
+      <w:pPr>
+        <w:tabs>
+          <w:tab w:val="num" w:pos="3600"/>
+        </w:tabs>
+        <w:ind w:left="3600" w:hanging="360"/>
+      </w:pPr>
+    </w:lvl>
+    <w:lvl w:ilvl="5" w:tentative="1">
+      <w:start w:val="1"/>
+      <w:numFmt w:val="decimal"/>
+      <w:lvlText w:val="%6."/>
+      <w:lvlJc w:val="left"/>
+      <w:pPr>
+        <w:tabs>
+          <w:tab w:val="num" w:pos="4320"/>
+        </w:tabs>
+        <w:ind w:left="4320" w:hanging="360"/>
+      </w:pPr>
+    </w:lvl>
+    <w:lvl w:ilvl="6" w:tentative="1">
+      <w:start w:val="1"/>
+      <w:numFmt w:val="decimal"/>
+      <w:lvlText w:val="%7."/>
+      <w:lvlJc w:val="left"/>
+      <w:pPr>
+        <w:tabs>
+          <w:tab w:val="num" w:pos="5040"/>
+        </w:tabs>
+        <w:ind w:left="5040" w:hanging="360"/>
+      </w:pPr>
+    </w:lvl>
+    <w:lvl w:ilvl="7" w:tentative="1">
+      <w:start w:val="1"/>
+      <w:numFmt w:val="decimal"/>
+      <w:lvlText w:val="%8."/>
+      <w:lvlJc w:val="left"/>
+      <w:pPr>
+        <w:tabs>
+          <w:tab w:val="num" w:pos="5760"/>
+        </w:tabs>
+        <w:ind w:left="5760" w:hanging="360"/>
+      </w:pPr>
+    </w:lvl>
+    <w:lvl w:ilvl="8" w:tentative="1">
+      <w:start w:val="1"/>
+      <w:numFmt w:val="decimal"/>
+      <w:lvlText w:val="%9."/>
+      <w:lvlJc w:val="left"/>
+      <w:pPr>
+        <w:tabs>
+          <w:tab w:val="num" w:pos="6480"/>
+        </w:tabs>
+        <w:ind w:left="6480" w:hanging="360"/>
+      </w:pPr>
+    </w:lvl>
+  </w:abstractNum>
+  <w:num w:numId="1" w16cid:durableId="1553879682">
+    <w:abstractNumId w:val="0"/>
+  </w:num>
+</w:numbering>
 </file>
 
 <file path=word/styles.xml><?xml version="1.0" encoding="utf-8"?>
@@ -905,7 +2787,6 @@
   <w:style w:type="character" w:default="1" w:styleId="DefaultParagraphFont">
     <w:name w:val="Default Paragraph Font"/>
     <w:uiPriority w:val="1"/>
-    <w:semiHidden/>
     <w:unhideWhenUsed/>
   </w:style>
   <w:style w:type="table" w:default="1" w:styleId="TableNormal">
@@ -1219,6 +3100,25 @@
       <w:spacing w:val="5"/>
     </w:rPr>
   </w:style>
+  <w:style w:type="table" w:styleId="TableGrid">
+    <w:name w:val="Table Grid"/>
+    <w:basedOn w:val="TableNormal"/>
+    <w:uiPriority w:val="39"/>
+    <w:rsid w:val="00AD5420"/>
+    <w:pPr>
+      <w:spacing w:after="0" w:line="240" w:lineRule="auto"/>
+    </w:pPr>
+    <w:tblPr>
+      <w:tblBorders>
+        <w:top w:val="single" w:sz="4" w:space="0" w:color="auto"/>
+        <w:left w:val="single" w:sz="4" w:space="0" w:color="auto"/>
+        <w:bottom w:val="single" w:sz="4" w:space="0" w:color="auto"/>
+        <w:right w:val="single" w:sz="4" w:space="0" w:color="auto"/>
+        <w:insideH w:val="single" w:sz="4" w:space="0" w:color="auto"/>
+        <w:insideV w:val="single" w:sz="4" w:space="0" w:color="auto"/>
+      </w:tblBorders>
+    </w:tblPr>
+  </w:style>
 </w:styles>
 </file>
 
